--- a/lessons/5-6/downloads/reveal/teacher/5.6-session-2-prerequisite-practice-b.docx
+++ b/lessons/5-6/downloads/reveal/teacher/5.6-session-2-prerequisite-practice-b.docx
@@ -15,10 +15,28 @@
         <w:rPr>
           <w:rFonts w:ascii="Avenir Next" w:hAnsi="Avenir Next" w:cs="Avenir Next" w:eastAsia="Avenir Next"/>
           <w:color w:val="1A1A1A"/>
+          <w:sz w:val="22"/>
+          <w:szCs w:val="20"/>
+        </w:rPr>
+        <w:t xml:space="preserve">Name</w:t>
+      </w:r>
+      <w:r>
+        <w:rPr>
+          <w:rFonts w:ascii="Avenir Next" w:hAnsi="Avenir Next" w:cs="Avenir Next" w:eastAsia="Avenir Next"/>
+          <w:color w:val="1A1A1A"/>
           <w:sz w:val="20"/>
           <w:szCs w:val="20"/>
         </w:rPr>
-        <w:t xml:space="preserve">Name</w:t>
+        <w:tab/>
+      </w:r>
+      <w:r>
+        <w:rPr>
+          <w:rFonts w:ascii="Avenir Next" w:hAnsi="Avenir Next" w:cs="Avenir Next" w:eastAsia="Avenir Next"/>
+          <w:color w:val="1A1A1A"/>
+          <w:sz w:val="22"/>
+          <w:szCs w:val="20"/>
+        </w:rPr>
+        <w:t xml:space="preserve">   Date</w:t>
       </w:r>
       <w:r>
         <w:rPr>
@@ -33,25 +51,7 @@
         <w:rPr>
           <w:rFonts w:ascii="Avenir Next" w:hAnsi="Avenir Next" w:cs="Avenir Next" w:eastAsia="Avenir Next"/>
           <w:color w:val="1A1A1A"/>
-          <w:sz w:val="20"/>
-          <w:szCs w:val="20"/>
-        </w:rPr>
-        <w:t xml:space="preserve">   Date</w:t>
-      </w:r>
-      <w:r>
-        <w:rPr>
-          <w:rFonts w:ascii="Avenir Next" w:hAnsi="Avenir Next" w:cs="Avenir Next" w:eastAsia="Avenir Next"/>
-          <w:color w:val="1A1A1A"/>
-          <w:sz w:val="20"/>
-          <w:szCs w:val="20"/>
-        </w:rPr>
-        <w:tab/>
-      </w:r>
-      <w:r>
-        <w:rPr>
-          <w:rFonts w:ascii="Avenir Next" w:hAnsi="Avenir Next" w:cs="Avenir Next" w:eastAsia="Avenir Next"/>
-          <w:color w:val="1A1A1A"/>
-          <w:sz w:val="20"/>
+          <w:sz w:val="22"/>
           <w:szCs w:val="20"/>
         </w:rPr>
         <w:t xml:space="preserve">   Period</w:t>
@@ -78,7 +78,7 @@
           <w:caps/>
           <w:color w:val="003A70"/>
           <w:spacing w:val="12"/>
-          <w:sz w:val="19"/>
+          <w:sz w:val="22"/>
           <w:szCs w:val="19"/>
         </w:rPr>
         <w:t xml:space="preserve">Lesson 5-6  ·  Session 2  ·  Prerequisite Practice B  ·  Skill 1 of 2</w:t>
@@ -86,6 +86,7 @@
     </w:p>
     <w:p>
       <w:pPr>
+        <w:pStyle w:val="Heading1"/>
         <w:keepNext/>
         <w:spacing w:before="0" w:after="10" w:line="240" w:lineRule="auto"/>
       </w:pPr>
@@ -111,7 +112,7 @@
         <w:rPr>
           <w:rFonts w:ascii="Avenir Next" w:hAnsi="Avenir Next" w:cs="Avenir Next" w:eastAsia="Avenir Next"/>
           <w:color w:val="5A5F66"/>
-          <w:sz w:val="17"/>
+          <w:sz w:val="22"/>
           <w:szCs w:val="17"/>
         </w:rPr>
         <w:t xml:space="preserve">Builds on Lesson 5-6 Session 1 · 6.G.A.4</w:t>
@@ -154,6 +155,7 @@
           </w:tcPr>
           <w:p>
             <w:pPr>
+              <w:pStyle w:val="Heading2"/>
               <w:spacing w:before="0" w:after="0" w:line="252" w:lineRule="auto"/>
             </w:pPr>
             <w:r>
@@ -183,7 +185,7 @@
               <w:rPr>
                 <w:rFonts w:ascii="Avenir Next" w:hAnsi="Avenir Next" w:cs="Avenir Next" w:eastAsia="Avenir Next"/>
                 <w:color w:val="1A1A1A"/>
-                <w:sz w:val="20"/>
+                <w:sz w:val="22"/>
                 <w:szCs w:val="20"/>
               </w:rPr>
               <w:t xml:space="preserve">You will read a net and name its solid, like 1 square + 4 triangles.</w:t>
@@ -203,6 +205,7 @@
           </w:tcPr>
           <w:p>
             <w:pPr>
+              <w:pStyle w:val="Heading2"/>
               <w:spacing w:before="0" w:after="0" w:line="252" w:lineRule="auto"/>
             </w:pPr>
             <w:r>
@@ -232,7 +235,7 @@
               <w:rPr>
                 <w:rFonts w:ascii="Avenir Next" w:hAnsi="Avenir Next" w:cs="Avenir Next" w:eastAsia="Avenir Next"/>
                 <w:color w:val="1A1A1A"/>
-                <w:sz w:val="20"/>
+                <w:sz w:val="22"/>
                 <w:szCs w:val="20"/>
               </w:rPr>
               <w:t xml:space="preserve">List the shapes in a solid’s net.  </w:t>
@@ -242,7 +245,7 @@
                 <w:rFonts w:ascii="Avenir Next" w:hAnsi="Avenir Next" w:cs="Avenir Next" w:eastAsia="Avenir Next"/>
                 <w:b/>
                 <w:color w:val="1A1A1A"/>
-                <w:sz w:val="20"/>
+                <w:sz w:val="22"/>
                 <w:szCs w:val="20"/>
               </w:rPr>
               <w:t xml:space="preserve">You will use it in Practice Form A, problems 1, 6, and 8.</w:t>
@@ -253,6 +256,7 @@
     </w:tbl>
     <w:p>
       <w:pPr>
+        <w:pStyle w:val="Heading2"/>
         <w:keepNext/>
         <w:pBdr>
           <w:bottom w:val="single" w:sz="8" w:space="3" w:color="003A70"/>
@@ -268,7 +272,7 @@
           <w:b/>
           <w:color w:val="003A70"/>
           <w:spacing w:val="14"/>
-          <w:sz w:val="19"/>
+          <w:sz w:val="22"/>
           <w:szCs w:val="19"/>
         </w:rPr>
         <w:t xml:space="preserve">STEPS TO FOLLOW</w:t>
@@ -287,7 +291,7 @@
           <w:rFonts w:ascii="Avenir Next" w:hAnsi="Avenir Next" w:cs="Avenir Next" w:eastAsia="Avenir Next"/>
           <w:i/>
           <w:color w:val="5A5F66"/>
-          <w:sz w:val="17"/>
+          <w:sz w:val="22"/>
           <w:szCs w:val="17"/>
         </w:rPr>
         <w:t xml:space="preserve">use these same steps on every problem</w:t>
@@ -329,6 +333,7 @@
           </w:tcPr>
           <w:p>
             <w:pPr>
+              <w:pStyle w:val="Heading1"/>
               <w:spacing w:before="0" w:after="0" w:line="240" w:lineRule="auto"/>
               <w:jc w:val="center"/>
             </w:pPr>
@@ -358,7 +363,7 @@
                 <w:rFonts w:ascii="Avenir Next" w:hAnsi="Avenir Next" w:cs="Avenir Next" w:eastAsia="Avenir Next"/>
                 <w:b/>
                 <w:color w:val="1A1A1A"/>
-                <w:sz w:val="21"/>
+                <w:sz w:val="22"/>
                 <w:szCs w:val="21"/>
               </w:rPr>
               <w:t xml:space="preserve">Name</w:t>
@@ -367,7 +372,7 @@
               <w:rPr>
                 <w:rFonts w:ascii="Avenir Next" w:hAnsi="Avenir Next" w:cs="Avenir Next" w:eastAsia="Avenir Next"/>
                 <w:color w:val="1A1A1A"/>
-                <w:sz w:val="21"/>
+                <w:sz w:val="22"/>
                 <w:szCs w:val="21"/>
               </w:rPr>
               <w:t xml:space="preserve"> the base and count its sides.</w:t>
@@ -386,6 +391,7 @@
           </w:tcPr>
           <w:p>
             <w:pPr>
+              <w:pStyle w:val="Heading1"/>
               <w:spacing w:before="0" w:after="0" w:line="240" w:lineRule="auto"/>
               <w:jc w:val="center"/>
             </w:pPr>
@@ -415,7 +421,7 @@
                 <w:rFonts w:ascii="Avenir Next" w:hAnsi="Avenir Next" w:cs="Avenir Next" w:eastAsia="Avenir Next"/>
                 <w:b/>
                 <w:color w:val="1A1A1A"/>
-                <w:sz w:val="21"/>
+                <w:sz w:val="22"/>
                 <w:szCs w:val="21"/>
               </w:rPr>
               <w:t xml:space="preserve">Write</w:t>
@@ -424,7 +430,7 @@
               <w:rPr>
                 <w:rFonts w:ascii="Avenir Next" w:hAnsi="Avenir Next" w:cs="Avenir Next" w:eastAsia="Avenir Next"/>
                 <w:color w:val="1A1A1A"/>
-                <w:sz w:val="21"/>
+                <w:sz w:val="22"/>
                 <w:szCs w:val="21"/>
               </w:rPr>
               <w:t xml:space="preserve"> the bases: a prism has 2, a pyramid has 1.</w:t>
@@ -443,6 +449,7 @@
           </w:tcPr>
           <w:p>
             <w:pPr>
+              <w:pStyle w:val="Heading1"/>
               <w:spacing w:before="0" w:after="0" w:line="240" w:lineRule="auto"/>
               <w:jc w:val="center"/>
             </w:pPr>
@@ -472,7 +479,7 @@
                 <w:rFonts w:ascii="Avenir Next" w:hAnsi="Avenir Next" w:cs="Avenir Next" w:eastAsia="Avenir Next"/>
                 <w:b/>
                 <w:color w:val="1A1A1A"/>
-                <w:sz w:val="21"/>
+                <w:sz w:val="22"/>
                 <w:szCs w:val="21"/>
               </w:rPr>
               <w:t xml:space="preserve">Add</w:t>
@@ -481,7 +488,7 @@
               <w:rPr>
                 <w:rFonts w:ascii="Avenir Next" w:hAnsi="Avenir Next" w:cs="Avenir Next" w:eastAsia="Avenir Next"/>
                 <w:color w:val="1A1A1A"/>
-                <w:sz w:val="21"/>
+                <w:sz w:val="22"/>
                 <w:szCs w:val="21"/>
               </w:rPr>
               <w:t xml:space="preserve"> one side face per side: rectangles (prism) or triangles (pyramid).</w:t>
@@ -492,6 +499,7 @@
     </w:tbl>
     <w:p>
       <w:pPr>
+        <w:pStyle w:val="Heading2"/>
         <w:keepNext/>
         <w:pBdr>
           <w:bottom w:val="single" w:sz="8" w:space="3" w:color="003A70"/>
@@ -507,7 +515,7 @@
           <w:b/>
           <w:color w:val="003A70"/>
           <w:spacing w:val="14"/>
-          <w:sz w:val="19"/>
+          <w:sz w:val="22"/>
           <w:szCs w:val="19"/>
         </w:rPr>
         <w:t xml:space="preserve">WATCH ME</w:t>
@@ -526,7 +534,7 @@
           <w:rFonts w:ascii="Avenir Next" w:hAnsi="Avenir Next" w:cs="Avenir Next" w:eastAsia="Avenir Next"/>
           <w:i/>
           <w:color w:val="5A5F66"/>
-          <w:sz w:val="17"/>
+          <w:sz w:val="22"/>
           <w:szCs w:val="17"/>
         </w:rPr>
         <w:t xml:space="preserve">the steps in action</w:t>
@@ -541,7 +549,7 @@
           <w:rFonts w:ascii="Avenir Next" w:hAnsi="Avenir Next" w:cs="Avenir Next" w:eastAsia="Avenir Next"/>
           <w:b/>
           <w:color w:val="1A1A1A"/>
-          <w:sz w:val="21"/>
+          <w:sz w:val="22"/>
           <w:szCs w:val="21"/>
         </w:rPr>
         <w:t xml:space="preserve">List the shapes in the net of a pentagonal prism.</w:t>
@@ -560,25 +568,25 @@
           <w:rFonts w:ascii="Avenir Next" w:hAnsi="Avenir Next" w:cs="Avenir Next" w:eastAsia="Avenir Next"/>
           <w:b/>
           <w:color w:val="003A70"/>
+          <w:sz w:val="22"/>
+          <w:szCs w:val="19"/>
+        </w:rPr>
+        <w:t xml:space="preserve">Step 1</w:t>
+      </w:r>
+      <w:r>
+        <w:rPr>
+          <w:rFonts w:ascii="Avenir Next" w:hAnsi="Avenir Next" w:cs="Avenir Next" w:eastAsia="Avenir Next"/>
+          <w:color w:val="1A1A1A"/>
           <w:sz w:val="19"/>
           <w:szCs w:val="19"/>
         </w:rPr>
-        <w:t xml:space="preserve">Step 1</w:t>
-      </w:r>
-      <w:r>
-        <w:rPr>
-          <w:rFonts w:ascii="Avenir Next" w:hAnsi="Avenir Next" w:cs="Avenir Next" w:eastAsia="Avenir Next"/>
-          <w:color w:val="1A1A1A"/>
-          <w:sz w:val="19"/>
-          <w:szCs w:val="19"/>
-        </w:rPr>
         <w:tab/>
       </w:r>
       <w:r>
         <w:rPr>
           <w:rFonts w:ascii="Avenir Next" w:hAnsi="Avenir Next" w:cs="Avenir Next" w:eastAsia="Avenir Next"/>
           <w:color w:val="1A1A1A"/>
-          <w:sz w:val="21"/>
+          <w:sz w:val="22"/>
           <w:szCs w:val="21"/>
         </w:rPr>
         <w:t xml:space="preserve">Base: pentagon, 5 sides.</w:t>
@@ -597,25 +605,25 @@
           <w:rFonts w:ascii="Avenir Next" w:hAnsi="Avenir Next" w:cs="Avenir Next" w:eastAsia="Avenir Next"/>
           <w:b/>
           <w:color w:val="003A70"/>
+          <w:sz w:val="22"/>
+          <w:szCs w:val="19"/>
+        </w:rPr>
+        <w:t xml:space="preserve">Step 2</w:t>
+      </w:r>
+      <w:r>
+        <w:rPr>
+          <w:rFonts w:ascii="Avenir Next" w:hAnsi="Avenir Next" w:cs="Avenir Next" w:eastAsia="Avenir Next"/>
+          <w:color w:val="1A1A1A"/>
           <w:sz w:val="19"/>
           <w:szCs w:val="19"/>
         </w:rPr>
-        <w:t xml:space="preserve">Step 2</w:t>
-      </w:r>
-      <w:r>
-        <w:rPr>
-          <w:rFonts w:ascii="Avenir Next" w:hAnsi="Avenir Next" w:cs="Avenir Next" w:eastAsia="Avenir Next"/>
-          <w:color w:val="1A1A1A"/>
-          <w:sz w:val="19"/>
-          <w:szCs w:val="19"/>
-        </w:rPr>
         <w:tab/>
       </w:r>
       <w:r>
         <w:rPr>
           <w:rFonts w:ascii="Avenir Next" w:hAnsi="Avenir Next" w:cs="Avenir Next" w:eastAsia="Avenir Next"/>
           <w:color w:val="1A1A1A"/>
-          <w:sz w:val="21"/>
+          <w:sz w:val="22"/>
           <w:szCs w:val="21"/>
         </w:rPr>
         <w:t xml:space="preserve">A prism has 2 bases: 2 pentagons.</w:t>
@@ -634,25 +642,25 @@
           <w:rFonts w:ascii="Avenir Next" w:hAnsi="Avenir Next" w:cs="Avenir Next" w:eastAsia="Avenir Next"/>
           <w:b/>
           <w:color w:val="003A70"/>
+          <w:sz w:val="22"/>
+          <w:szCs w:val="19"/>
+        </w:rPr>
+        <w:t xml:space="preserve">Step 3</w:t>
+      </w:r>
+      <w:r>
+        <w:rPr>
+          <w:rFonts w:ascii="Avenir Next" w:hAnsi="Avenir Next" w:cs="Avenir Next" w:eastAsia="Avenir Next"/>
+          <w:color w:val="1A1A1A"/>
           <w:sz w:val="19"/>
           <w:szCs w:val="19"/>
         </w:rPr>
-        <w:t xml:space="preserve">Step 3</w:t>
-      </w:r>
-      <w:r>
-        <w:rPr>
-          <w:rFonts w:ascii="Avenir Next" w:hAnsi="Avenir Next" w:cs="Avenir Next" w:eastAsia="Avenir Next"/>
-          <w:color w:val="1A1A1A"/>
-          <w:sz w:val="19"/>
-          <w:szCs w:val="19"/>
-        </w:rPr>
         <w:tab/>
       </w:r>
       <w:r>
         <w:rPr>
           <w:rFonts w:ascii="Avenir Next" w:hAnsi="Avenir Next" w:cs="Avenir Next" w:eastAsia="Avenir Next"/>
           <w:color w:val="1A1A1A"/>
-          <w:sz w:val="21"/>
+          <w:sz w:val="22"/>
           <w:szCs w:val="21"/>
         </w:rPr>
         <w:t xml:space="preserve">5 sides: 5 rectangles.</w:t>
@@ -671,18 +679,18 @@
           <w:rFonts w:ascii="Avenir Next" w:hAnsi="Avenir Next" w:cs="Avenir Next" w:eastAsia="Avenir Next"/>
           <w:b/>
           <w:color w:val="1A1A1A"/>
+          <w:sz w:val="22"/>
+          <w:szCs w:val="21"/>
+        </w:rPr>
+        <w:t xml:space="preserve">Answer</w:t>
+      </w:r>
+      <w:r>
+        <w:rPr>
+          <w:rFonts w:ascii="Avenir Next" w:hAnsi="Avenir Next" w:cs="Avenir Next" w:eastAsia="Avenir Next"/>
+          <w:color w:val="1A1A1A"/>
           <w:sz w:val="21"/>
           <w:szCs w:val="21"/>
         </w:rPr>
-        <w:t xml:space="preserve">Answer</w:t>
-      </w:r>
-      <w:r>
-        <w:rPr>
-          <w:rFonts w:ascii="Avenir Next" w:hAnsi="Avenir Next" w:cs="Avenir Next" w:eastAsia="Avenir Next"/>
-          <w:color w:val="1A1A1A"/>
-          <w:sz w:val="21"/>
-          <w:szCs w:val="21"/>
-        </w:rPr>
         <w:tab/>
       </w:r>
       <w:r>
@@ -690,7 +698,7 @@
           <w:rFonts w:ascii="Avenir Next" w:hAnsi="Avenir Next" w:cs="Avenir Next" w:eastAsia="Avenir Next"/>
           <w:b/>
           <w:color w:val="1A1A1A"/>
-          <w:sz w:val="21"/>
+          <w:sz w:val="22"/>
           <w:szCs w:val="21"/>
         </w:rPr>
         <w:t xml:space="preserve">2 pentagons + 5 rectangles</w:t>
@@ -698,6 +706,7 @@
     </w:p>
     <w:p>
       <w:pPr>
+        <w:pStyle w:val="Heading2"/>
         <w:keepNext/>
         <w:pBdr>
           <w:bottom w:val="single" w:sz="8" w:space="3" w:color="003A70"/>
@@ -713,7 +722,7 @@
           <w:b/>
           <w:color w:val="003A70"/>
           <w:spacing w:val="14"/>
-          <w:sz w:val="19"/>
+          <w:sz w:val="22"/>
           <w:szCs w:val="19"/>
         </w:rPr>
         <w:t xml:space="preserve">TRY IT WITH HELP</w:t>
@@ -732,7 +741,7 @@
           <w:rFonts w:ascii="Avenir Next" w:hAnsi="Avenir Next" w:cs="Avenir Next" w:eastAsia="Avenir Next"/>
           <w:i/>
           <w:color w:val="5A5F66"/>
-          <w:sz w:val="17"/>
+          <w:sz w:val="22"/>
           <w:szCs w:val="17"/>
         </w:rPr>
         <w:t xml:space="preserve">fill in each step</w:t>
@@ -790,35 +799,35 @@
           <w:rFonts w:ascii="Avenir Next" w:hAnsi="Avenir Next" w:cs="Avenir Next" w:eastAsia="Avenir Next"/>
           <w:b/>
           <w:color w:val="003A70"/>
+          <w:sz w:val="22"/>
+          <w:szCs w:val="18"/>
+        </w:rPr>
+        <w:t xml:space="preserve">Step 1</w:t>
+      </w:r>
+      <w:r>
+        <w:rPr>
+          <w:rFonts w:ascii="Avenir Next" w:hAnsi="Avenir Next" w:cs="Avenir Next" w:eastAsia="Avenir Next"/>
+          <w:color w:val="1A1A1A"/>
           <w:sz w:val="18"/>
           <w:szCs w:val="18"/>
         </w:rPr>
-        <w:t xml:space="preserve">Step 1</w:t>
-      </w:r>
-      <w:r>
-        <w:rPr>
-          <w:rFonts w:ascii="Avenir Next" w:hAnsi="Avenir Next" w:cs="Avenir Next" w:eastAsia="Avenir Next"/>
-          <w:color w:val="1A1A1A"/>
-          <w:sz w:val="18"/>
-          <w:szCs w:val="18"/>
-        </w:rPr>
         <w:tab/>
       </w:r>
       <w:r>
         <w:rPr>
           <w:rFonts w:ascii="Avenir Next" w:hAnsi="Avenir Next" w:cs="Avenir Next" w:eastAsia="Avenir Next"/>
           <w:color w:val="1A1A1A"/>
+          <w:sz w:val="22"/>
+          <w:szCs w:val="21"/>
+        </w:rPr>
+        <w:t xml:space="preserve">Base: square, </w:t>
+      </w:r>
+      <w:r>
+        <w:rPr>
+          <w:rFonts w:ascii="Avenir Next" w:hAnsi="Avenir Next" w:cs="Avenir Next" w:eastAsia="Avenir Next"/>
+          <w:color w:val="1A1A1A"/>
           <w:sz w:val="21"/>
           <w:szCs w:val="21"/>
-        </w:rPr>
-        <w:t xml:space="preserve">Base: square, </w:t>
-      </w:r>
-      <w:r>
-        <w:rPr>
-          <w:rFonts w:ascii="Avenir Next" w:hAnsi="Avenir Next" w:cs="Avenir Next" w:eastAsia="Avenir Next"/>
-          <w:color w:val="1A1A1A"/>
-          <w:sz w:val="21"/>
-          <w:szCs w:val="21"/>
           <w:u w:val="single"/>
         </w:rPr>
         <w:t xml:space="preserve">                </w:t>
@@ -827,7 +836,7 @@
         <w:rPr>
           <w:rFonts w:ascii="Avenir Next" w:hAnsi="Avenir Next" w:cs="Avenir Next" w:eastAsia="Avenir Next"/>
           <w:color w:val="1A1A1A"/>
-          <w:sz w:val="21"/>
+          <w:sz w:val="22"/>
           <w:szCs w:val="21"/>
         </w:rPr>
         <w:t xml:space="preserve"> sides</w:t>
@@ -847,35 +856,35 @@
           <w:rFonts w:ascii="Avenir Next" w:hAnsi="Avenir Next" w:cs="Avenir Next" w:eastAsia="Avenir Next"/>
           <w:b/>
           <w:color w:val="003A70"/>
+          <w:sz w:val="22"/>
+          <w:szCs w:val="18"/>
+        </w:rPr>
+        <w:t xml:space="preserve">Step 2</w:t>
+      </w:r>
+      <w:r>
+        <w:rPr>
+          <w:rFonts w:ascii="Avenir Next" w:hAnsi="Avenir Next" w:cs="Avenir Next" w:eastAsia="Avenir Next"/>
+          <w:color w:val="1A1A1A"/>
           <w:sz w:val="18"/>
           <w:szCs w:val="18"/>
         </w:rPr>
-        <w:t xml:space="preserve">Step 2</w:t>
-      </w:r>
-      <w:r>
-        <w:rPr>
-          <w:rFonts w:ascii="Avenir Next" w:hAnsi="Avenir Next" w:cs="Avenir Next" w:eastAsia="Avenir Next"/>
-          <w:color w:val="1A1A1A"/>
-          <w:sz w:val="18"/>
-          <w:szCs w:val="18"/>
-        </w:rPr>
         <w:tab/>
       </w:r>
       <w:r>
         <w:rPr>
           <w:rFonts w:ascii="Avenir Next" w:hAnsi="Avenir Next" w:cs="Avenir Next" w:eastAsia="Avenir Next"/>
           <w:color w:val="1A1A1A"/>
+          <w:sz w:val="22"/>
+          <w:szCs w:val="21"/>
+        </w:rPr>
+        <w:t xml:space="preserve">Bases: </w:t>
+      </w:r>
+      <w:r>
+        <w:rPr>
+          <w:rFonts w:ascii="Avenir Next" w:hAnsi="Avenir Next" w:cs="Avenir Next" w:eastAsia="Avenir Next"/>
+          <w:color w:val="1A1A1A"/>
           <w:sz w:val="21"/>
           <w:szCs w:val="21"/>
-        </w:rPr>
-        <w:t xml:space="preserve">Bases: </w:t>
-      </w:r>
-      <w:r>
-        <w:rPr>
-          <w:rFonts w:ascii="Avenir Next" w:hAnsi="Avenir Next" w:cs="Avenir Next" w:eastAsia="Avenir Next"/>
-          <w:color w:val="1A1A1A"/>
-          <w:sz w:val="21"/>
-          <w:szCs w:val="21"/>
           <w:u w:val="single"/>
         </w:rPr>
         <w:t xml:space="preserve">                </w:t>
@@ -884,7 +893,7 @@
         <w:rPr>
           <w:rFonts w:ascii="Avenir Next" w:hAnsi="Avenir Next" w:cs="Avenir Next" w:eastAsia="Avenir Next"/>
           <w:color w:val="1A1A1A"/>
-          <w:sz w:val="21"/>
+          <w:sz w:val="22"/>
           <w:szCs w:val="21"/>
         </w:rPr>
         <w:t xml:space="preserve"> square</w:t>
@@ -904,35 +913,35 @@
           <w:rFonts w:ascii="Avenir Next" w:hAnsi="Avenir Next" w:cs="Avenir Next" w:eastAsia="Avenir Next"/>
           <w:b/>
           <w:color w:val="003A70"/>
+          <w:sz w:val="22"/>
+          <w:szCs w:val="18"/>
+        </w:rPr>
+        <w:t xml:space="preserve">Step 3</w:t>
+      </w:r>
+      <w:r>
+        <w:rPr>
+          <w:rFonts w:ascii="Avenir Next" w:hAnsi="Avenir Next" w:cs="Avenir Next" w:eastAsia="Avenir Next"/>
+          <w:color w:val="1A1A1A"/>
           <w:sz w:val="18"/>
           <w:szCs w:val="18"/>
         </w:rPr>
-        <w:t xml:space="preserve">Step 3</w:t>
-      </w:r>
-      <w:r>
-        <w:rPr>
-          <w:rFonts w:ascii="Avenir Next" w:hAnsi="Avenir Next" w:cs="Avenir Next" w:eastAsia="Avenir Next"/>
-          <w:color w:val="1A1A1A"/>
-          <w:sz w:val="18"/>
-          <w:szCs w:val="18"/>
-        </w:rPr>
         <w:tab/>
       </w:r>
       <w:r>
         <w:rPr>
           <w:rFonts w:ascii="Avenir Next" w:hAnsi="Avenir Next" w:cs="Avenir Next" w:eastAsia="Avenir Next"/>
           <w:color w:val="1A1A1A"/>
+          <w:sz w:val="22"/>
+          <w:szCs w:val="21"/>
+        </w:rPr>
+        <w:t xml:space="preserve">Side faces: </w:t>
+      </w:r>
+      <w:r>
+        <w:rPr>
+          <w:rFonts w:ascii="Avenir Next" w:hAnsi="Avenir Next" w:cs="Avenir Next" w:eastAsia="Avenir Next"/>
+          <w:color w:val="1A1A1A"/>
           <w:sz w:val="21"/>
           <w:szCs w:val="21"/>
-        </w:rPr>
-        <w:t xml:space="preserve">Side faces: </w:t>
-      </w:r>
-      <w:r>
-        <w:rPr>
-          <w:rFonts w:ascii="Avenir Next" w:hAnsi="Avenir Next" w:cs="Avenir Next" w:eastAsia="Avenir Next"/>
-          <w:color w:val="1A1A1A"/>
-          <w:sz w:val="21"/>
-          <w:szCs w:val="21"/>
           <w:u w:val="single"/>
         </w:rPr>
         <w:t xml:space="preserve">                </w:t>
@@ -941,7 +950,7 @@
         <w:rPr>
           <w:rFonts w:ascii="Avenir Next" w:hAnsi="Avenir Next" w:cs="Avenir Next" w:eastAsia="Avenir Next"/>
           <w:color w:val="1A1A1A"/>
-          <w:sz w:val="21"/>
+          <w:sz w:val="22"/>
           <w:szCs w:val="21"/>
         </w:rPr>
         <w:t xml:space="preserve"> triangles</w:t>
@@ -1004,35 +1013,35 @@
           <w:rFonts w:ascii="Avenir Next" w:hAnsi="Avenir Next" w:cs="Avenir Next" w:eastAsia="Avenir Next"/>
           <w:b/>
           <w:color w:val="003A70"/>
+          <w:sz w:val="22"/>
+          <w:szCs w:val="18"/>
+        </w:rPr>
+        <w:t xml:space="preserve">Step 1</w:t>
+      </w:r>
+      <w:r>
+        <w:rPr>
+          <w:rFonts w:ascii="Avenir Next" w:hAnsi="Avenir Next" w:cs="Avenir Next" w:eastAsia="Avenir Next"/>
+          <w:color w:val="1A1A1A"/>
           <w:sz w:val="18"/>
           <w:szCs w:val="18"/>
         </w:rPr>
-        <w:t xml:space="preserve">Step 1</w:t>
-      </w:r>
-      <w:r>
-        <w:rPr>
-          <w:rFonts w:ascii="Avenir Next" w:hAnsi="Avenir Next" w:cs="Avenir Next" w:eastAsia="Avenir Next"/>
-          <w:color w:val="1A1A1A"/>
-          <w:sz w:val="18"/>
-          <w:szCs w:val="18"/>
-        </w:rPr>
         <w:tab/>
       </w:r>
       <w:r>
         <w:rPr>
           <w:rFonts w:ascii="Avenir Next" w:hAnsi="Avenir Next" w:cs="Avenir Next" w:eastAsia="Avenir Next"/>
           <w:color w:val="1A1A1A"/>
+          <w:sz w:val="22"/>
+          <w:szCs w:val="21"/>
+        </w:rPr>
+        <w:t xml:space="preserve">Base: hexagon, </w:t>
+      </w:r>
+      <w:r>
+        <w:rPr>
+          <w:rFonts w:ascii="Avenir Next" w:hAnsi="Avenir Next" w:cs="Avenir Next" w:eastAsia="Avenir Next"/>
+          <w:color w:val="1A1A1A"/>
           <w:sz w:val="21"/>
           <w:szCs w:val="21"/>
-        </w:rPr>
-        <w:t xml:space="preserve">Base: hexagon, </w:t>
-      </w:r>
-      <w:r>
-        <w:rPr>
-          <w:rFonts w:ascii="Avenir Next" w:hAnsi="Avenir Next" w:cs="Avenir Next" w:eastAsia="Avenir Next"/>
-          <w:color w:val="1A1A1A"/>
-          <w:sz w:val="21"/>
-          <w:szCs w:val="21"/>
           <w:u w:val="single"/>
         </w:rPr>
         <w:t xml:space="preserve">                </w:t>
@@ -1041,7 +1050,7 @@
         <w:rPr>
           <w:rFonts w:ascii="Avenir Next" w:hAnsi="Avenir Next" w:cs="Avenir Next" w:eastAsia="Avenir Next"/>
           <w:color w:val="1A1A1A"/>
-          <w:sz w:val="21"/>
+          <w:sz w:val="22"/>
           <w:szCs w:val="21"/>
         </w:rPr>
         <w:t xml:space="preserve"> sides</w:t>
@@ -1061,35 +1070,35 @@
           <w:rFonts w:ascii="Avenir Next" w:hAnsi="Avenir Next" w:cs="Avenir Next" w:eastAsia="Avenir Next"/>
           <w:b/>
           <w:color w:val="003A70"/>
+          <w:sz w:val="22"/>
+          <w:szCs w:val="18"/>
+        </w:rPr>
+        <w:t xml:space="preserve">Step 2</w:t>
+      </w:r>
+      <w:r>
+        <w:rPr>
+          <w:rFonts w:ascii="Avenir Next" w:hAnsi="Avenir Next" w:cs="Avenir Next" w:eastAsia="Avenir Next"/>
+          <w:color w:val="1A1A1A"/>
           <w:sz w:val="18"/>
           <w:szCs w:val="18"/>
         </w:rPr>
-        <w:t xml:space="preserve">Step 2</w:t>
-      </w:r>
-      <w:r>
-        <w:rPr>
-          <w:rFonts w:ascii="Avenir Next" w:hAnsi="Avenir Next" w:cs="Avenir Next" w:eastAsia="Avenir Next"/>
-          <w:color w:val="1A1A1A"/>
-          <w:sz w:val="18"/>
-          <w:szCs w:val="18"/>
-        </w:rPr>
         <w:tab/>
       </w:r>
       <w:r>
         <w:rPr>
           <w:rFonts w:ascii="Avenir Next" w:hAnsi="Avenir Next" w:cs="Avenir Next" w:eastAsia="Avenir Next"/>
           <w:color w:val="1A1A1A"/>
+          <w:sz w:val="22"/>
+          <w:szCs w:val="21"/>
+        </w:rPr>
+        <w:t xml:space="preserve">Bases: </w:t>
+      </w:r>
+      <w:r>
+        <w:rPr>
+          <w:rFonts w:ascii="Avenir Next" w:hAnsi="Avenir Next" w:cs="Avenir Next" w:eastAsia="Avenir Next"/>
+          <w:color w:val="1A1A1A"/>
           <w:sz w:val="21"/>
           <w:szCs w:val="21"/>
-        </w:rPr>
-        <w:t xml:space="preserve">Bases: </w:t>
-      </w:r>
-      <w:r>
-        <w:rPr>
-          <w:rFonts w:ascii="Avenir Next" w:hAnsi="Avenir Next" w:cs="Avenir Next" w:eastAsia="Avenir Next"/>
-          <w:color w:val="1A1A1A"/>
-          <w:sz w:val="21"/>
-          <w:szCs w:val="21"/>
           <w:u w:val="single"/>
         </w:rPr>
         <w:t xml:space="preserve">                </w:t>
@@ -1098,7 +1107,7 @@
         <w:rPr>
           <w:rFonts w:ascii="Avenir Next" w:hAnsi="Avenir Next" w:cs="Avenir Next" w:eastAsia="Avenir Next"/>
           <w:color w:val="1A1A1A"/>
-          <w:sz w:val="21"/>
+          <w:sz w:val="22"/>
           <w:szCs w:val="21"/>
         </w:rPr>
         <w:t xml:space="preserve"> hexagons</w:t>
@@ -1118,35 +1127,35 @@
           <w:rFonts w:ascii="Avenir Next" w:hAnsi="Avenir Next" w:cs="Avenir Next" w:eastAsia="Avenir Next"/>
           <w:b/>
           <w:color w:val="003A70"/>
+          <w:sz w:val="22"/>
+          <w:szCs w:val="18"/>
+        </w:rPr>
+        <w:t xml:space="preserve">Step 3</w:t>
+      </w:r>
+      <w:r>
+        <w:rPr>
+          <w:rFonts w:ascii="Avenir Next" w:hAnsi="Avenir Next" w:cs="Avenir Next" w:eastAsia="Avenir Next"/>
+          <w:color w:val="1A1A1A"/>
           <w:sz w:val="18"/>
           <w:szCs w:val="18"/>
         </w:rPr>
-        <w:t xml:space="preserve">Step 3</w:t>
-      </w:r>
-      <w:r>
-        <w:rPr>
-          <w:rFonts w:ascii="Avenir Next" w:hAnsi="Avenir Next" w:cs="Avenir Next" w:eastAsia="Avenir Next"/>
-          <w:color w:val="1A1A1A"/>
-          <w:sz w:val="18"/>
-          <w:szCs w:val="18"/>
-        </w:rPr>
         <w:tab/>
       </w:r>
       <w:r>
         <w:rPr>
           <w:rFonts w:ascii="Avenir Next" w:hAnsi="Avenir Next" w:cs="Avenir Next" w:eastAsia="Avenir Next"/>
           <w:color w:val="1A1A1A"/>
+          <w:sz w:val="22"/>
+          <w:szCs w:val="21"/>
+        </w:rPr>
+        <w:t xml:space="preserve">Side faces: </w:t>
+      </w:r>
+      <w:r>
+        <w:rPr>
+          <w:rFonts w:ascii="Avenir Next" w:hAnsi="Avenir Next" w:cs="Avenir Next" w:eastAsia="Avenir Next"/>
+          <w:color w:val="1A1A1A"/>
           <w:sz w:val="21"/>
           <w:szCs w:val="21"/>
-        </w:rPr>
-        <w:t xml:space="preserve">Side faces: </w:t>
-      </w:r>
-      <w:r>
-        <w:rPr>
-          <w:rFonts w:ascii="Avenir Next" w:hAnsi="Avenir Next" w:cs="Avenir Next" w:eastAsia="Avenir Next"/>
-          <w:color w:val="1A1A1A"/>
-          <w:sz w:val="21"/>
-          <w:szCs w:val="21"/>
           <w:u w:val="single"/>
         </w:rPr>
         <w:t xml:space="preserve">                </w:t>
@@ -1155,7 +1164,7 @@
         <w:rPr>
           <w:rFonts w:ascii="Avenir Next" w:hAnsi="Avenir Next" w:cs="Avenir Next" w:eastAsia="Avenir Next"/>
           <w:color w:val="1A1A1A"/>
-          <w:sz w:val="21"/>
+          <w:sz w:val="22"/>
           <w:szCs w:val="21"/>
         </w:rPr>
         <w:t xml:space="preserve"> rectangles</w:t>
@@ -1168,6 +1177,7 @@
     </w:p>
     <w:p>
       <w:pPr>
+        <w:pStyle w:val="Heading2"/>
         <w:keepNext/>
         <w:pBdr>
           <w:bottom w:val="single" w:sz="8" w:space="3" w:color="003A70"/>
@@ -1183,7 +1193,7 @@
           <w:b/>
           <w:color w:val="003A70"/>
           <w:spacing w:val="14"/>
-          <w:sz w:val="19"/>
+          <w:sz w:val="22"/>
           <w:szCs w:val="19"/>
         </w:rPr>
         <w:t xml:space="preserve">YOUR TURN</w:t>
@@ -1202,7 +1212,7 @@
           <w:rFonts w:ascii="Avenir Next" w:hAnsi="Avenir Next" w:cs="Avenir Next" w:eastAsia="Avenir Next"/>
           <w:i/>
           <w:color w:val="5A5F66"/>
-          <w:sz w:val="17"/>
+          <w:sz w:val="22"/>
           <w:szCs w:val="17"/>
         </w:rPr>
         <w:t xml:space="preserve">use the steps on your own</w:t>
@@ -1597,7 +1607,7 @@
           <w:caps/>
           <w:color w:val="003A70"/>
           <w:spacing w:val="12"/>
-          <w:sz w:val="19"/>
+          <w:sz w:val="22"/>
           <w:szCs w:val="19"/>
         </w:rPr>
         <w:t xml:space="preserve">Lesson 5-6  ·  Session 2  ·  Prerequisite Practice B  ·  Skill 2 of 2</w:t>
@@ -1605,6 +1615,7 @@
     </w:p>
     <w:p>
       <w:pPr>
+        <w:pStyle w:val="Heading1"/>
         <w:keepNext/>
         <w:spacing w:before="0" w:after="10" w:line="240" w:lineRule="auto"/>
       </w:pPr>
@@ -1630,7 +1641,7 @@
         <w:rPr>
           <w:rFonts w:ascii="Avenir Next" w:hAnsi="Avenir Next" w:cs="Avenir Next" w:eastAsia="Avenir Next"/>
           <w:color w:val="5A5F66"/>
-          <w:sz w:val="17"/>
+          <w:sz w:val="22"/>
           <w:szCs w:val="17"/>
         </w:rPr>
         <w:t xml:space="preserve">Builds on Grade 2 · 2.G.A.1</w:t>
@@ -1673,6 +1684,7 @@
           </w:tcPr>
           <w:p>
             <w:pPr>
+              <w:pStyle w:val="Heading2"/>
               <w:spacing w:before="0" w:after="0" w:line="252" w:lineRule="auto"/>
             </w:pPr>
             <w:r>
@@ -1702,7 +1714,7 @@
               <w:rPr>
                 <w:rFonts w:ascii="Avenir Next" w:hAnsi="Avenir Next" w:cs="Avenir Next" w:eastAsia="Avenir Next"/>
                 <w:color w:val="1A1A1A"/>
-                <w:sz w:val="20"/>
+                <w:sz w:val="22"/>
                 <w:szCs w:val="20"/>
               </w:rPr>
               <w:t xml:space="preserve">You will count the faces, edges, and vertices of a solid from its net.</w:t>
@@ -1722,6 +1734,7 @@
           </w:tcPr>
           <w:p>
             <w:pPr>
+              <w:pStyle w:val="Heading2"/>
               <w:spacing w:before="0" w:after="0" w:line="252" w:lineRule="auto"/>
             </w:pPr>
             <w:r>
@@ -1751,7 +1764,7 @@
               <w:rPr>
                 <w:rFonts w:ascii="Avenir Next" w:hAnsi="Avenir Next" w:cs="Avenir Next" w:eastAsia="Avenir Next"/>
                 <w:color w:val="1A1A1A"/>
-                <w:sz w:val="20"/>
+                <w:sz w:val="22"/>
                 <w:szCs w:val="20"/>
               </w:rPr>
               <w:t xml:space="preserve">Use n, the sides of the base, to count.  </w:t>
@@ -1761,7 +1774,7 @@
                 <w:rFonts w:ascii="Avenir Next" w:hAnsi="Avenir Next" w:cs="Avenir Next" w:eastAsia="Avenir Next"/>
                 <w:b/>
                 <w:color w:val="1A1A1A"/>
-                <w:sz w:val="20"/>
+                <w:sz w:val="22"/>
                 <w:szCs w:val="20"/>
               </w:rPr>
               <w:t xml:space="preserve">You will use it in Practice Form A, problems 2 and 5.</w:t>
@@ -1772,6 +1785,7 @@
     </w:tbl>
     <w:p>
       <w:pPr>
+        <w:pStyle w:val="Heading2"/>
         <w:keepNext/>
         <w:pBdr>
           <w:bottom w:val="single" w:sz="8" w:space="3" w:color="003A70"/>
@@ -1787,7 +1801,7 @@
           <w:b/>
           <w:color w:val="003A70"/>
           <w:spacing w:val="14"/>
-          <w:sz w:val="19"/>
+          <w:sz w:val="22"/>
           <w:szCs w:val="19"/>
         </w:rPr>
         <w:t xml:space="preserve">STEPS TO FOLLOW</w:t>
@@ -1806,7 +1820,7 @@
           <w:rFonts w:ascii="Avenir Next" w:hAnsi="Avenir Next" w:cs="Avenir Next" w:eastAsia="Avenir Next"/>
           <w:i/>
           <w:color w:val="5A5F66"/>
-          <w:sz w:val="17"/>
+          <w:sz w:val="22"/>
           <w:szCs w:val="17"/>
         </w:rPr>
         <w:t xml:space="preserve">use these same steps on every problem</w:t>
@@ -1848,6 +1862,7 @@
           </w:tcPr>
           <w:p>
             <w:pPr>
+              <w:pStyle w:val="Heading1"/>
               <w:spacing w:before="0" w:after="0" w:line="240" w:lineRule="auto"/>
               <w:jc w:val="center"/>
             </w:pPr>
@@ -1877,7 +1892,7 @@
                 <w:rFonts w:ascii="Avenir Next" w:hAnsi="Avenir Next" w:cs="Avenir Next" w:eastAsia="Avenir Next"/>
                 <w:b/>
                 <w:color w:val="1A1A1A"/>
-                <w:sz w:val="21"/>
+                <w:sz w:val="22"/>
                 <w:szCs w:val="21"/>
               </w:rPr>
               <w:t xml:space="preserve">Faces</w:t>
@@ -1886,7 +1901,7 @@
               <w:rPr>
                 <w:rFonts w:ascii="Avenir Next" w:hAnsi="Avenir Next" w:cs="Avenir Next" w:eastAsia="Avenir Next"/>
                 <w:color w:val="1A1A1A"/>
-                <w:sz w:val="21"/>
+                <w:sz w:val="22"/>
                 <w:szCs w:val="21"/>
               </w:rPr>
               <w:t xml:space="preserve">: count the bases plus one face per side.</w:t>
@@ -1905,6 +1920,7 @@
           </w:tcPr>
           <w:p>
             <w:pPr>
+              <w:pStyle w:val="Heading1"/>
               <w:spacing w:before="0" w:after="0" w:line="240" w:lineRule="auto"/>
               <w:jc w:val="center"/>
             </w:pPr>
@@ -1934,7 +1950,7 @@
                 <w:rFonts w:ascii="Avenir Next" w:hAnsi="Avenir Next" w:cs="Avenir Next" w:eastAsia="Avenir Next"/>
                 <w:b/>
                 <w:color w:val="1A1A1A"/>
-                <w:sz w:val="21"/>
+                <w:sz w:val="22"/>
                 <w:szCs w:val="21"/>
               </w:rPr>
               <w:t xml:space="preserve">Edges</w:t>
@@ -1943,7 +1959,7 @@
               <w:rPr>
                 <w:rFonts w:ascii="Avenir Next" w:hAnsi="Avenir Next" w:cs="Avenir Next" w:eastAsia="Avenir Next"/>
                 <w:color w:val="1A1A1A"/>
-                <w:sz w:val="21"/>
+                <w:sz w:val="22"/>
                 <w:szCs w:val="21"/>
               </w:rPr>
               <w:t xml:space="preserve">: prism 3 × n, pyramid 2 × n.</w:t>
@@ -1962,6 +1978,7 @@
           </w:tcPr>
           <w:p>
             <w:pPr>
+              <w:pStyle w:val="Heading1"/>
               <w:spacing w:before="0" w:after="0" w:line="240" w:lineRule="auto"/>
               <w:jc w:val="center"/>
             </w:pPr>
@@ -1991,7 +2008,7 @@
                 <w:rFonts w:ascii="Avenir Next" w:hAnsi="Avenir Next" w:cs="Avenir Next" w:eastAsia="Avenir Next"/>
                 <w:b/>
                 <w:color w:val="1A1A1A"/>
-                <w:sz w:val="21"/>
+                <w:sz w:val="22"/>
                 <w:szCs w:val="21"/>
               </w:rPr>
               <w:t xml:space="preserve">Vertices</w:t>
@@ -2000,7 +2017,7 @@
               <w:rPr>
                 <w:rFonts w:ascii="Avenir Next" w:hAnsi="Avenir Next" w:cs="Avenir Next" w:eastAsia="Avenir Next"/>
                 <w:color w:val="1A1A1A"/>
-                <w:sz w:val="21"/>
+                <w:sz w:val="22"/>
                 <w:szCs w:val="21"/>
               </w:rPr>
               <w:t xml:space="preserve">: prism 2 × n, pyramid n + 1.</w:t>
@@ -2011,6 +2028,7 @@
     </w:tbl>
     <w:p>
       <w:pPr>
+        <w:pStyle w:val="Heading2"/>
         <w:keepNext/>
         <w:pBdr>
           <w:bottom w:val="single" w:sz="8" w:space="3" w:color="003A70"/>
@@ -2026,7 +2044,7 @@
           <w:b/>
           <w:color w:val="003A70"/>
           <w:spacing w:val="14"/>
-          <w:sz w:val="19"/>
+          <w:sz w:val="22"/>
           <w:szCs w:val="19"/>
         </w:rPr>
         <w:t xml:space="preserve">WATCH ME</w:t>
@@ -2045,7 +2063,7 @@
           <w:rFonts w:ascii="Avenir Next" w:hAnsi="Avenir Next" w:cs="Avenir Next" w:eastAsia="Avenir Next"/>
           <w:i/>
           <w:color w:val="5A5F66"/>
-          <w:sz w:val="17"/>
+          <w:sz w:val="22"/>
           <w:szCs w:val="17"/>
         </w:rPr>
         <w:t xml:space="preserve">the steps in action</w:t>
@@ -2060,7 +2078,7 @@
           <w:rFonts w:ascii="Avenir Next" w:hAnsi="Avenir Next" w:cs="Avenir Next" w:eastAsia="Avenir Next"/>
           <w:b/>
           <w:color w:val="1A1A1A"/>
-          <w:sz w:val="21"/>
+          <w:sz w:val="22"/>
           <w:szCs w:val="21"/>
         </w:rPr>
         <w:t xml:space="preserve">A hexagonal prism has a base with n = 6 sides. Count its faces, edges, and vertices.</w:t>
@@ -2079,25 +2097,25 @@
           <w:rFonts w:ascii="Avenir Next" w:hAnsi="Avenir Next" w:cs="Avenir Next" w:eastAsia="Avenir Next"/>
           <w:b/>
           <w:color w:val="003A70"/>
+          <w:sz w:val="22"/>
+          <w:szCs w:val="19"/>
+        </w:rPr>
+        <w:t xml:space="preserve">Step 1</w:t>
+      </w:r>
+      <w:r>
+        <w:rPr>
+          <w:rFonts w:ascii="Avenir Next" w:hAnsi="Avenir Next" w:cs="Avenir Next" w:eastAsia="Avenir Next"/>
+          <w:color w:val="1A1A1A"/>
           <w:sz w:val="19"/>
           <w:szCs w:val="19"/>
         </w:rPr>
-        <w:t xml:space="preserve">Step 1</w:t>
-      </w:r>
-      <w:r>
-        <w:rPr>
-          <w:rFonts w:ascii="Avenir Next" w:hAnsi="Avenir Next" w:cs="Avenir Next" w:eastAsia="Avenir Next"/>
-          <w:color w:val="1A1A1A"/>
-          <w:sz w:val="19"/>
-          <w:szCs w:val="19"/>
-        </w:rPr>
         <w:tab/>
       </w:r>
       <w:r>
         <w:rPr>
           <w:rFonts w:ascii="Avenir Next" w:hAnsi="Avenir Next" w:cs="Avenir Next" w:eastAsia="Avenir Next"/>
           <w:color w:val="1A1A1A"/>
-          <w:sz w:val="21"/>
+          <w:sz w:val="22"/>
           <w:szCs w:val="21"/>
         </w:rPr>
         <w:t xml:space="preserve">Faces: 2 + 6 = 8.</w:t>
@@ -2116,25 +2134,25 @@
           <w:rFonts w:ascii="Avenir Next" w:hAnsi="Avenir Next" w:cs="Avenir Next" w:eastAsia="Avenir Next"/>
           <w:b/>
           <w:color w:val="003A70"/>
+          <w:sz w:val="22"/>
+          <w:szCs w:val="19"/>
+        </w:rPr>
+        <w:t xml:space="preserve">Step 2</w:t>
+      </w:r>
+      <w:r>
+        <w:rPr>
+          <w:rFonts w:ascii="Avenir Next" w:hAnsi="Avenir Next" w:cs="Avenir Next" w:eastAsia="Avenir Next"/>
+          <w:color w:val="1A1A1A"/>
           <w:sz w:val="19"/>
           <w:szCs w:val="19"/>
         </w:rPr>
-        <w:t xml:space="preserve">Step 2</w:t>
-      </w:r>
-      <w:r>
-        <w:rPr>
-          <w:rFonts w:ascii="Avenir Next" w:hAnsi="Avenir Next" w:cs="Avenir Next" w:eastAsia="Avenir Next"/>
-          <w:color w:val="1A1A1A"/>
-          <w:sz w:val="19"/>
-          <w:szCs w:val="19"/>
-        </w:rPr>
         <w:tab/>
       </w:r>
       <w:r>
         <w:rPr>
           <w:rFonts w:ascii="Avenir Next" w:hAnsi="Avenir Next" w:cs="Avenir Next" w:eastAsia="Avenir Next"/>
           <w:color w:val="1A1A1A"/>
-          <w:sz w:val="21"/>
+          <w:sz w:val="22"/>
           <w:szCs w:val="21"/>
         </w:rPr>
         <w:t xml:space="preserve">Edges: 3 × 6 = 18.</w:t>
@@ -2153,25 +2171,25 @@
           <w:rFonts w:ascii="Avenir Next" w:hAnsi="Avenir Next" w:cs="Avenir Next" w:eastAsia="Avenir Next"/>
           <w:b/>
           <w:color w:val="003A70"/>
+          <w:sz w:val="22"/>
+          <w:szCs w:val="19"/>
+        </w:rPr>
+        <w:t xml:space="preserve">Step 3</w:t>
+      </w:r>
+      <w:r>
+        <w:rPr>
+          <w:rFonts w:ascii="Avenir Next" w:hAnsi="Avenir Next" w:cs="Avenir Next" w:eastAsia="Avenir Next"/>
+          <w:color w:val="1A1A1A"/>
           <w:sz w:val="19"/>
           <w:szCs w:val="19"/>
         </w:rPr>
-        <w:t xml:space="preserve">Step 3</w:t>
-      </w:r>
-      <w:r>
-        <w:rPr>
-          <w:rFonts w:ascii="Avenir Next" w:hAnsi="Avenir Next" w:cs="Avenir Next" w:eastAsia="Avenir Next"/>
-          <w:color w:val="1A1A1A"/>
-          <w:sz w:val="19"/>
-          <w:szCs w:val="19"/>
-        </w:rPr>
         <w:tab/>
       </w:r>
       <w:r>
         <w:rPr>
           <w:rFonts w:ascii="Avenir Next" w:hAnsi="Avenir Next" w:cs="Avenir Next" w:eastAsia="Avenir Next"/>
           <w:color w:val="1A1A1A"/>
-          <w:sz w:val="21"/>
+          <w:sz w:val="22"/>
           <w:szCs w:val="21"/>
         </w:rPr>
         <w:t xml:space="preserve">Vertices: 2 × 6 = 12.</w:t>
@@ -2190,18 +2208,18 @@
           <w:rFonts w:ascii="Avenir Next" w:hAnsi="Avenir Next" w:cs="Avenir Next" w:eastAsia="Avenir Next"/>
           <w:b/>
           <w:color w:val="1A1A1A"/>
+          <w:sz w:val="22"/>
+          <w:szCs w:val="21"/>
+        </w:rPr>
+        <w:t xml:space="preserve">Answer</w:t>
+      </w:r>
+      <w:r>
+        <w:rPr>
+          <w:rFonts w:ascii="Avenir Next" w:hAnsi="Avenir Next" w:cs="Avenir Next" w:eastAsia="Avenir Next"/>
+          <w:color w:val="1A1A1A"/>
           <w:sz w:val="21"/>
           <w:szCs w:val="21"/>
         </w:rPr>
-        <w:t xml:space="preserve">Answer</w:t>
-      </w:r>
-      <w:r>
-        <w:rPr>
-          <w:rFonts w:ascii="Avenir Next" w:hAnsi="Avenir Next" w:cs="Avenir Next" w:eastAsia="Avenir Next"/>
-          <w:color w:val="1A1A1A"/>
-          <w:sz w:val="21"/>
-          <w:szCs w:val="21"/>
-        </w:rPr>
         <w:tab/>
       </w:r>
       <w:r>
@@ -2209,7 +2227,7 @@
           <w:rFonts w:ascii="Avenir Next" w:hAnsi="Avenir Next" w:cs="Avenir Next" w:eastAsia="Avenir Next"/>
           <w:b/>
           <w:color w:val="1A1A1A"/>
-          <w:sz w:val="21"/>
+          <w:sz w:val="22"/>
           <w:szCs w:val="21"/>
         </w:rPr>
         <w:t xml:space="preserve">8 faces, 18 edges, 12 vertices</w:t>
@@ -2217,6 +2235,7 @@
     </w:p>
     <w:p>
       <w:pPr>
+        <w:pStyle w:val="Heading2"/>
         <w:keepNext/>
         <w:pBdr>
           <w:bottom w:val="single" w:sz="8" w:space="3" w:color="003A70"/>
@@ -2232,7 +2251,7 @@
           <w:b/>
           <w:color w:val="003A70"/>
           <w:spacing w:val="14"/>
-          <w:sz w:val="19"/>
+          <w:sz w:val="22"/>
           <w:szCs w:val="19"/>
         </w:rPr>
         <w:t xml:space="preserve">TRY IT WITH HELP</w:t>
@@ -2251,7 +2270,7 @@
           <w:rFonts w:ascii="Avenir Next" w:hAnsi="Avenir Next" w:cs="Avenir Next" w:eastAsia="Avenir Next"/>
           <w:i/>
           <w:color w:val="5A5F66"/>
-          <w:sz w:val="17"/>
+          <w:sz w:val="22"/>
           <w:szCs w:val="17"/>
         </w:rPr>
         <w:t xml:space="preserve">fill in each step</w:t>
@@ -2309,25 +2328,25 @@
           <w:rFonts w:ascii="Avenir Next" w:hAnsi="Avenir Next" w:cs="Avenir Next" w:eastAsia="Avenir Next"/>
           <w:b/>
           <w:color w:val="003A70"/>
+          <w:sz w:val="22"/>
+          <w:szCs w:val="18"/>
+        </w:rPr>
+        <w:t xml:space="preserve">Step 1</w:t>
+      </w:r>
+      <w:r>
+        <w:rPr>
+          <w:rFonts w:ascii="Avenir Next" w:hAnsi="Avenir Next" w:cs="Avenir Next" w:eastAsia="Avenir Next"/>
+          <w:color w:val="1A1A1A"/>
           <w:sz w:val="18"/>
           <w:szCs w:val="18"/>
         </w:rPr>
-        <w:t xml:space="preserve">Step 1</w:t>
-      </w:r>
-      <w:r>
-        <w:rPr>
-          <w:rFonts w:ascii="Avenir Next" w:hAnsi="Avenir Next" w:cs="Avenir Next" w:eastAsia="Avenir Next"/>
-          <w:color w:val="1A1A1A"/>
-          <w:sz w:val="18"/>
-          <w:szCs w:val="18"/>
-        </w:rPr>
         <w:tab/>
       </w:r>
       <w:r>
         <w:rPr>
           <w:rFonts w:ascii="Avenir Next" w:hAnsi="Avenir Next" w:cs="Avenir Next" w:eastAsia="Avenir Next"/>
           <w:color w:val="1A1A1A"/>
-          <w:sz w:val="21"/>
+          <w:sz w:val="22"/>
           <w:szCs w:val="21"/>
         </w:rPr>
         <w:t xml:space="preserve">Faces: 2 + 4 = </w:t>
@@ -2357,25 +2376,25 @@
           <w:rFonts w:ascii="Avenir Next" w:hAnsi="Avenir Next" w:cs="Avenir Next" w:eastAsia="Avenir Next"/>
           <w:b/>
           <w:color w:val="003A70"/>
+          <w:sz w:val="22"/>
+          <w:szCs w:val="18"/>
+        </w:rPr>
+        <w:t xml:space="preserve">Step 2</w:t>
+      </w:r>
+      <w:r>
+        <w:rPr>
+          <w:rFonts w:ascii="Avenir Next" w:hAnsi="Avenir Next" w:cs="Avenir Next" w:eastAsia="Avenir Next"/>
+          <w:color w:val="1A1A1A"/>
           <w:sz w:val="18"/>
           <w:szCs w:val="18"/>
         </w:rPr>
-        <w:t xml:space="preserve">Step 2</w:t>
-      </w:r>
-      <w:r>
-        <w:rPr>
-          <w:rFonts w:ascii="Avenir Next" w:hAnsi="Avenir Next" w:cs="Avenir Next" w:eastAsia="Avenir Next"/>
-          <w:color w:val="1A1A1A"/>
-          <w:sz w:val="18"/>
-          <w:szCs w:val="18"/>
-        </w:rPr>
         <w:tab/>
       </w:r>
       <w:r>
         <w:rPr>
           <w:rFonts w:ascii="Avenir Next" w:hAnsi="Avenir Next" w:cs="Avenir Next" w:eastAsia="Avenir Next"/>
           <w:color w:val="1A1A1A"/>
-          <w:sz w:val="21"/>
+          <w:sz w:val="22"/>
           <w:szCs w:val="21"/>
         </w:rPr>
         <w:t xml:space="preserve">Edges: 3 × 4 = </w:t>
@@ -2405,25 +2424,25 @@
           <w:rFonts w:ascii="Avenir Next" w:hAnsi="Avenir Next" w:cs="Avenir Next" w:eastAsia="Avenir Next"/>
           <w:b/>
           <w:color w:val="003A70"/>
+          <w:sz w:val="22"/>
+          <w:szCs w:val="18"/>
+        </w:rPr>
+        <w:t xml:space="preserve">Step 3</w:t>
+      </w:r>
+      <w:r>
+        <w:rPr>
+          <w:rFonts w:ascii="Avenir Next" w:hAnsi="Avenir Next" w:cs="Avenir Next" w:eastAsia="Avenir Next"/>
+          <w:color w:val="1A1A1A"/>
           <w:sz w:val="18"/>
           <w:szCs w:val="18"/>
         </w:rPr>
-        <w:t xml:space="preserve">Step 3</w:t>
-      </w:r>
-      <w:r>
-        <w:rPr>
-          <w:rFonts w:ascii="Avenir Next" w:hAnsi="Avenir Next" w:cs="Avenir Next" w:eastAsia="Avenir Next"/>
-          <w:color w:val="1A1A1A"/>
-          <w:sz w:val="18"/>
-          <w:szCs w:val="18"/>
-        </w:rPr>
         <w:tab/>
       </w:r>
       <w:r>
         <w:rPr>
           <w:rFonts w:ascii="Avenir Next" w:hAnsi="Avenir Next" w:cs="Avenir Next" w:eastAsia="Avenir Next"/>
           <w:color w:val="1A1A1A"/>
-          <w:sz w:val="21"/>
+          <w:sz w:val="22"/>
           <w:szCs w:val="21"/>
         </w:rPr>
         <w:t xml:space="preserve">Vertices: 2 × 4 = </w:t>
@@ -2496,25 +2515,25 @@
           <w:rFonts w:ascii="Avenir Next" w:hAnsi="Avenir Next" w:cs="Avenir Next" w:eastAsia="Avenir Next"/>
           <w:b/>
           <w:color w:val="003A70"/>
+          <w:sz w:val="22"/>
+          <w:szCs w:val="18"/>
+        </w:rPr>
+        <w:t xml:space="preserve">Step 1</w:t>
+      </w:r>
+      <w:r>
+        <w:rPr>
+          <w:rFonts w:ascii="Avenir Next" w:hAnsi="Avenir Next" w:cs="Avenir Next" w:eastAsia="Avenir Next"/>
+          <w:color w:val="1A1A1A"/>
           <w:sz w:val="18"/>
           <w:szCs w:val="18"/>
         </w:rPr>
-        <w:t xml:space="preserve">Step 1</w:t>
-      </w:r>
-      <w:r>
-        <w:rPr>
-          <w:rFonts w:ascii="Avenir Next" w:hAnsi="Avenir Next" w:cs="Avenir Next" w:eastAsia="Avenir Next"/>
-          <w:color w:val="1A1A1A"/>
-          <w:sz w:val="18"/>
-          <w:szCs w:val="18"/>
-        </w:rPr>
         <w:tab/>
       </w:r>
       <w:r>
         <w:rPr>
           <w:rFonts w:ascii="Avenir Next" w:hAnsi="Avenir Next" w:cs="Avenir Next" w:eastAsia="Avenir Next"/>
           <w:color w:val="1A1A1A"/>
-          <w:sz w:val="21"/>
+          <w:sz w:val="22"/>
           <w:szCs w:val="21"/>
         </w:rPr>
         <w:t xml:space="preserve">Faces: 1 + 4 = </w:t>
@@ -2544,25 +2563,25 @@
           <w:rFonts w:ascii="Avenir Next" w:hAnsi="Avenir Next" w:cs="Avenir Next" w:eastAsia="Avenir Next"/>
           <w:b/>
           <w:color w:val="003A70"/>
+          <w:sz w:val="22"/>
+          <w:szCs w:val="18"/>
+        </w:rPr>
+        <w:t xml:space="preserve">Step 2</w:t>
+      </w:r>
+      <w:r>
+        <w:rPr>
+          <w:rFonts w:ascii="Avenir Next" w:hAnsi="Avenir Next" w:cs="Avenir Next" w:eastAsia="Avenir Next"/>
+          <w:color w:val="1A1A1A"/>
           <w:sz w:val="18"/>
           <w:szCs w:val="18"/>
         </w:rPr>
-        <w:t xml:space="preserve">Step 2</w:t>
-      </w:r>
-      <w:r>
-        <w:rPr>
-          <w:rFonts w:ascii="Avenir Next" w:hAnsi="Avenir Next" w:cs="Avenir Next" w:eastAsia="Avenir Next"/>
-          <w:color w:val="1A1A1A"/>
-          <w:sz w:val="18"/>
-          <w:szCs w:val="18"/>
-        </w:rPr>
         <w:tab/>
       </w:r>
       <w:r>
         <w:rPr>
           <w:rFonts w:ascii="Avenir Next" w:hAnsi="Avenir Next" w:cs="Avenir Next" w:eastAsia="Avenir Next"/>
           <w:color w:val="1A1A1A"/>
-          <w:sz w:val="21"/>
+          <w:sz w:val="22"/>
           <w:szCs w:val="21"/>
         </w:rPr>
         <w:t xml:space="preserve">Edges: 2 × 4 = </w:t>
@@ -2592,35 +2611,35 @@
           <w:rFonts w:ascii="Avenir Next" w:hAnsi="Avenir Next" w:cs="Avenir Next" w:eastAsia="Avenir Next"/>
           <w:b/>
           <w:color w:val="003A70"/>
+          <w:sz w:val="22"/>
+          <w:szCs w:val="18"/>
+        </w:rPr>
+        <w:t xml:space="preserve">Step 3</w:t>
+      </w:r>
+      <w:r>
+        <w:rPr>
+          <w:rFonts w:ascii="Avenir Next" w:hAnsi="Avenir Next" w:cs="Avenir Next" w:eastAsia="Avenir Next"/>
+          <w:color w:val="1A1A1A"/>
           <w:sz w:val="18"/>
           <w:szCs w:val="18"/>
         </w:rPr>
-        <w:t xml:space="preserve">Step 3</w:t>
-      </w:r>
-      <w:r>
-        <w:rPr>
-          <w:rFonts w:ascii="Avenir Next" w:hAnsi="Avenir Next" w:cs="Avenir Next" w:eastAsia="Avenir Next"/>
-          <w:color w:val="1A1A1A"/>
-          <w:sz w:val="18"/>
-          <w:szCs w:val="18"/>
-        </w:rPr>
         <w:tab/>
       </w:r>
       <w:r>
         <w:rPr>
           <w:rFonts w:ascii="Avenir Next" w:hAnsi="Avenir Next" w:cs="Avenir Next" w:eastAsia="Avenir Next"/>
           <w:color w:val="1A1A1A"/>
+          <w:sz w:val="22"/>
+          <w:szCs w:val="21"/>
+        </w:rPr>
+        <w:t xml:space="preserve">Vertices: 4 + 1 = </w:t>
+      </w:r>
+      <w:r>
+        <w:rPr>
+          <w:rFonts w:ascii="Avenir Next" w:hAnsi="Avenir Next" w:cs="Avenir Next" w:eastAsia="Avenir Next"/>
+          <w:color w:val="1A1A1A"/>
           <w:sz w:val="21"/>
           <w:szCs w:val="21"/>
-        </w:rPr>
-        <w:t xml:space="preserve">Vertices: 4 + 1 = </w:t>
-      </w:r>
-      <w:r>
-        <w:rPr>
-          <w:rFonts w:ascii="Avenir Next" w:hAnsi="Avenir Next" w:cs="Avenir Next" w:eastAsia="Avenir Next"/>
-          <w:color w:val="1A1A1A"/>
-          <w:sz w:val="21"/>
-          <w:szCs w:val="21"/>
           <w:u w:val="single"/>
         </w:rPr>
         <w:t xml:space="preserve">                </w:t>
@@ -2633,6 +2652,7 @@
     </w:p>
     <w:p>
       <w:pPr>
+        <w:pStyle w:val="Heading2"/>
         <w:keepNext/>
         <w:pBdr>
           <w:bottom w:val="single" w:sz="8" w:space="3" w:color="003A70"/>
@@ -2648,7 +2668,7 @@
           <w:b/>
           <w:color w:val="003A70"/>
           <w:spacing w:val="14"/>
-          <w:sz w:val="19"/>
+          <w:sz w:val="22"/>
           <w:szCs w:val="19"/>
         </w:rPr>
         <w:t xml:space="preserve">YOUR TURN</w:t>
@@ -2667,7 +2687,7 @@
           <w:rFonts w:ascii="Avenir Next" w:hAnsi="Avenir Next" w:cs="Avenir Next" w:eastAsia="Avenir Next"/>
           <w:i/>
           <w:color w:val="5A5F66"/>
-          <w:sz w:val="17"/>
+          <w:sz w:val="22"/>
           <w:szCs w:val="17"/>
         </w:rPr>
         <w:t xml:space="preserve">use the steps on your own</w:t>
@@ -3051,6 +3071,7 @@
     </w:p>
     <w:p>
       <w:pPr>
+        <w:pStyle w:val="Heading2"/>
         <w:keepNext/>
         <w:pBdr>
           <w:bottom w:val="single" w:sz="8" w:space="3" w:color="003A70"/>
@@ -3066,7 +3087,7 @@
           <w:b/>
           <w:color w:val="003A70"/>
           <w:spacing w:val="14"/>
-          <w:sz w:val="19"/>
+          <w:sz w:val="22"/>
           <w:szCs w:val="19"/>
         </w:rPr>
         <w:t xml:space="preserve">READY CHECK</w:t>
@@ -3085,7 +3106,7 @@
           <w:rFonts w:ascii="Avenir Next" w:hAnsi="Avenir Next" w:cs="Avenir Next" w:eastAsia="Avenir Next"/>
           <w:i/>
           <w:color w:val="5A5F66"/>
-          <w:sz w:val="17"/>
+          <w:sz w:val="22"/>
           <w:szCs w:val="17"/>
         </w:rPr>
         <w:t xml:space="preserve">a problem like the one in today’s lesson</w:t>
@@ -3217,25 +3238,25 @@
                       <w:rFonts w:ascii="Avenir Next" w:hAnsi="Avenir Next" w:cs="Avenir Next" w:eastAsia="Avenir Next"/>
                       <w:b/>
                       <w:color w:val="003A70"/>
+                      <w:sz w:val="22"/>
+                      <w:szCs w:val="21"/>
+                    </w:rPr>
+                    <w:t xml:space="preserve">A</w:t>
+                  </w:r>
+                  <w:r>
+                    <w:rPr>
+                      <w:rFonts w:ascii="Avenir Next" w:hAnsi="Avenir Next" w:cs="Avenir Next" w:eastAsia="Avenir Next"/>
+                      <w:color w:val="1A1A1A"/>
                       <w:sz w:val="21"/>
                       <w:szCs w:val="21"/>
                     </w:rPr>
-                    <w:t xml:space="preserve">A</w:t>
-                  </w:r>
-                  <w:r>
-                    <w:rPr>
-                      <w:rFonts w:ascii="Avenir Next" w:hAnsi="Avenir Next" w:cs="Avenir Next" w:eastAsia="Avenir Next"/>
-                      <w:color w:val="1A1A1A"/>
-                      <w:sz w:val="21"/>
-                      <w:szCs w:val="21"/>
-                    </w:rPr>
                     <w:tab/>
                   </w:r>
                   <w:r>
                     <w:rPr>
                       <w:rFonts w:ascii="Avenir Next" w:hAnsi="Avenir Next" w:cs="Avenir Next" w:eastAsia="Avenir Next"/>
                       <w:color w:val="1A1A1A"/>
-                      <w:sz w:val="21"/>
+                      <w:sz w:val="22"/>
                       <w:szCs w:val="21"/>
                     </w:rPr>
                     <w:t xml:space="preserve">5</w:t>
@@ -3260,25 +3281,25 @@
                       <w:rFonts w:ascii="Avenir Next" w:hAnsi="Avenir Next" w:cs="Avenir Next" w:eastAsia="Avenir Next"/>
                       <w:b/>
                       <w:color w:val="003A70"/>
+                      <w:sz w:val="22"/>
+                      <w:szCs w:val="21"/>
+                    </w:rPr>
+                    <w:t xml:space="preserve">B</w:t>
+                  </w:r>
+                  <w:r>
+                    <w:rPr>
+                      <w:rFonts w:ascii="Avenir Next" w:hAnsi="Avenir Next" w:cs="Avenir Next" w:eastAsia="Avenir Next"/>
+                      <w:color w:val="1A1A1A"/>
                       <w:sz w:val="21"/>
                       <w:szCs w:val="21"/>
                     </w:rPr>
-                    <w:t xml:space="preserve">B</w:t>
-                  </w:r>
-                  <w:r>
-                    <w:rPr>
-                      <w:rFonts w:ascii="Avenir Next" w:hAnsi="Avenir Next" w:cs="Avenir Next" w:eastAsia="Avenir Next"/>
-                      <w:color w:val="1A1A1A"/>
-                      <w:sz w:val="21"/>
-                      <w:szCs w:val="21"/>
-                    </w:rPr>
                     <w:tab/>
                   </w:r>
                   <w:r>
                     <w:rPr>
                       <w:rFonts w:ascii="Avenir Next" w:hAnsi="Avenir Next" w:cs="Avenir Next" w:eastAsia="Avenir Next"/>
                       <w:color w:val="1A1A1A"/>
-                      <w:sz w:val="21"/>
+                      <w:sz w:val="22"/>
                       <w:szCs w:val="21"/>
                     </w:rPr>
                     <w:t xml:space="preserve">6</w:t>
@@ -3303,25 +3324,25 @@
                       <w:rFonts w:ascii="Avenir Next" w:hAnsi="Avenir Next" w:cs="Avenir Next" w:eastAsia="Avenir Next"/>
                       <w:b/>
                       <w:color w:val="003A70"/>
+                      <w:sz w:val="22"/>
+                      <w:szCs w:val="21"/>
+                    </w:rPr>
+                    <w:t xml:space="preserve">C</w:t>
+                  </w:r>
+                  <w:r>
+                    <w:rPr>
+                      <w:rFonts w:ascii="Avenir Next" w:hAnsi="Avenir Next" w:cs="Avenir Next" w:eastAsia="Avenir Next"/>
+                      <w:color w:val="1A1A1A"/>
                       <w:sz w:val="21"/>
                       <w:szCs w:val="21"/>
                     </w:rPr>
-                    <w:t xml:space="preserve">C</w:t>
-                  </w:r>
-                  <w:r>
-                    <w:rPr>
-                      <w:rFonts w:ascii="Avenir Next" w:hAnsi="Avenir Next" w:cs="Avenir Next" w:eastAsia="Avenir Next"/>
-                      <w:color w:val="1A1A1A"/>
-                      <w:sz w:val="21"/>
-                      <w:szCs w:val="21"/>
-                    </w:rPr>
                     <w:tab/>
                   </w:r>
                   <w:r>
                     <w:rPr>
                       <w:rFonts w:ascii="Avenir Next" w:hAnsi="Avenir Next" w:cs="Avenir Next" w:eastAsia="Avenir Next"/>
                       <w:color w:val="1A1A1A"/>
-                      <w:sz w:val="21"/>
+                      <w:sz w:val="22"/>
                       <w:szCs w:val="21"/>
                     </w:rPr>
                     <w:t xml:space="preserve">9</w:t>
@@ -3346,25 +3367,25 @@
                       <w:rFonts w:ascii="Avenir Next" w:hAnsi="Avenir Next" w:cs="Avenir Next" w:eastAsia="Avenir Next"/>
                       <w:b/>
                       <w:color w:val="003A70"/>
+                      <w:sz w:val="22"/>
+                      <w:szCs w:val="21"/>
+                    </w:rPr>
+                    <w:t xml:space="preserve">D</w:t>
+                  </w:r>
+                  <w:r>
+                    <w:rPr>
+                      <w:rFonts w:ascii="Avenir Next" w:hAnsi="Avenir Next" w:cs="Avenir Next" w:eastAsia="Avenir Next"/>
+                      <w:color w:val="1A1A1A"/>
                       <w:sz w:val="21"/>
                       <w:szCs w:val="21"/>
                     </w:rPr>
-                    <w:t xml:space="preserve">D</w:t>
-                  </w:r>
-                  <w:r>
-                    <w:rPr>
-                      <w:rFonts w:ascii="Avenir Next" w:hAnsi="Avenir Next" w:cs="Avenir Next" w:eastAsia="Avenir Next"/>
-                      <w:color w:val="1A1A1A"/>
-                      <w:sz w:val="21"/>
-                      <w:szCs w:val="21"/>
-                    </w:rPr>
                     <w:tab/>
                   </w:r>
                   <w:r>
                     <w:rPr>
                       <w:rFonts w:ascii="Avenir Next" w:hAnsi="Avenir Next" w:cs="Avenir Next" w:eastAsia="Avenir Next"/>
                       <w:color w:val="1A1A1A"/>
-                      <w:sz w:val="21"/>
+                      <w:sz w:val="22"/>
                       <w:szCs w:val="21"/>
                     </w:rPr>
                     <w:t xml:space="preserve">3</w:t>
@@ -3413,19 +3434,42 @@
         <w:tblLook w:val="0000" w:firstRow="0" w:lastRow="0" w:firstColumn="0" w:lastColumn="0" w:noHBand="1" w:noVBand="1"/>
       </w:tblPr>
       <w:tblGrid>
-        <w:gridCol w:w="2000"/>
-        <w:gridCol w:w="2300"/>
-        <w:gridCol w:w="2100"/>
-        <w:gridCol w:w="3104"/>
+        <w:gridCol w:w="1750"/>
+        <w:gridCol w:w="2500"/>
+        <w:gridCol w:w="2200"/>
+        <w:gridCol w:w="3054"/>
       </w:tblGrid>
       <w:tr>
         <w:trPr>
           <w:cantSplit/>
-          <w:trHeight w:val="320" w:hRule="atLeast"/>
+          <w:trHeight w:val="300" w:hRule="atLeast"/>
         </w:trPr>
         <w:tc>
           <w:tcPr>
-            <w:tcW w:w="2000" w:type="dxa"/>
+            <w:tcW w:w="1750" w:type="dxa"/>
+            <w:vAlign w:val="center"/>
+          </w:tcPr>
+          <w:p>
+            <w:pPr>
+              <w:pStyle w:val="Heading2"/>
+              <w:spacing w:before="0" w:after="0" w:line="240" w:lineRule="auto"/>
+            </w:pPr>
+            <w:r>
+              <w:rPr>
+                <w:rFonts w:ascii="Avenir Next" w:hAnsi="Avenir Next" w:cs="Avenir Next" w:eastAsia="Avenir Next"/>
+                <w:b/>
+                <w:color w:val="003A70"/>
+                <w:spacing w:val="12"/>
+                <w:sz w:val="15"/>
+                <w:szCs w:val="15"/>
+              </w:rPr>
+              <w:t xml:space="preserve">CHECK YOURSELF</w:t>
+            </w:r>
+          </w:p>
+        </w:tc>
+        <w:tc>
+          <w:tcPr>
+            <w:tcW w:w="2500" w:type="dxa"/>
             <w:vAlign w:val="center"/>
           </w:tcPr>
           <w:p>
@@ -3434,20 +3478,27 @@
             </w:pPr>
             <w:r>
               <w:rPr>
-                <w:rFonts w:ascii="Avenir Next" w:hAnsi="Avenir Next" w:cs="Avenir Next" w:eastAsia="Avenir Next"/>
-                <w:b/>
-                <w:color w:val="003A70"/>
-                <w:spacing w:val="12"/>
-                <w:sz w:val="15"/>
-                <w:szCs w:val="15"/>
-              </w:rPr>
-              <w:t xml:space="preserve">CHECK YOURSELF</w:t>
+                <w:rFonts w:ascii="Arial" w:hAnsi="Arial" w:cs="Arial" w:eastAsia="Arial"/>
+                <w:color w:val="1A1A1A"/>
+                <w:sz w:val="20"/>
+                <w:szCs w:val="20"/>
+              </w:rPr>
+              <w:t xml:space="preserve">□</w:t>
+            </w:r>
+            <w:r>
+              <w:rPr>
+                <w:rFonts w:ascii="Avenir Next" w:hAnsi="Avenir Next" w:cs="Avenir Next" w:eastAsia="Avenir Next"/>
+                <w:color w:val="1A1A1A"/>
+                <w:sz w:val="17"/>
+                <w:szCs w:val="17"/>
+              </w:rPr>
+              <w:t xml:space="preserve">  I can do this on my own</w:t>
             </w:r>
           </w:p>
         </w:tc>
         <w:tc>
           <w:tcPr>
-            <w:tcW w:w="2300" w:type="dxa"/>
+            <w:tcW w:w="2200" w:type="dxa"/>
             <w:vAlign w:val="center"/>
           </w:tcPr>
           <w:p>
@@ -3458,8 +3509,8 @@
               <w:rPr>
                 <w:rFonts w:ascii="Arial" w:hAnsi="Arial" w:cs="Arial" w:eastAsia="Arial"/>
                 <w:color w:val="1A1A1A"/>
-                <w:sz w:val="24"/>
-                <w:szCs w:val="24"/>
+                <w:sz w:val="20"/>
+                <w:szCs w:val="20"/>
               </w:rPr>
               <w:t xml:space="preserve">□</w:t>
             </w:r>
@@ -3470,13 +3521,13 @@
                 <w:sz w:val="17"/>
                 <w:szCs w:val="17"/>
               </w:rPr>
-              <w:t xml:space="preserve">  I can do this on my own</w:t>
+              <w:t xml:space="preserve">  I need a little help</w:t>
             </w:r>
           </w:p>
         </w:tc>
         <w:tc>
           <w:tcPr>
-            <w:tcW w:w="2100" w:type="dxa"/>
+            <w:tcW w:w="3054" w:type="dxa"/>
             <w:vAlign w:val="center"/>
           </w:tcPr>
           <w:p>
@@ -3487,37 +3538,8 @@
               <w:rPr>
                 <w:rFonts w:ascii="Arial" w:hAnsi="Arial" w:cs="Arial" w:eastAsia="Arial"/>
                 <w:color w:val="1A1A1A"/>
-                <w:sz w:val="24"/>
-                <w:szCs w:val="24"/>
-              </w:rPr>
-              <w:t xml:space="preserve">□</w:t>
-            </w:r>
-            <w:r>
-              <w:rPr>
-                <w:rFonts w:ascii="Avenir Next" w:hAnsi="Avenir Next" w:cs="Avenir Next" w:eastAsia="Avenir Next"/>
-                <w:color w:val="1A1A1A"/>
-                <w:sz w:val="17"/>
-                <w:szCs w:val="17"/>
-              </w:rPr>
-              <w:t xml:space="preserve">  I need a little help</w:t>
-            </w:r>
-          </w:p>
-        </w:tc>
-        <w:tc>
-          <w:tcPr>
-            <w:tcW w:w="3104" w:type="dxa"/>
-            <w:vAlign w:val="center"/>
-          </w:tcPr>
-          <w:p>
-            <w:pPr>
-              <w:spacing w:before="0" w:after="0" w:line="240" w:lineRule="auto"/>
-            </w:pPr>
-            <w:r>
-              <w:rPr>
-                <w:rFonts w:ascii="Arial" w:hAnsi="Arial" w:cs="Arial" w:eastAsia="Arial"/>
-                <w:color w:val="1A1A1A"/>
-                <w:sz w:val="24"/>
-                <w:szCs w:val="24"/>
+                <w:sz w:val="20"/>
+                <w:szCs w:val="20"/>
               </w:rPr>
               <w:t xml:space="preserve">□</w:t>
             </w:r>
@@ -3552,7 +3574,7 @@
     <w:sectPr>
       <w:footerReference w:type="default" r:id="rIdFooter1"/>
       <w:pgSz w:w="12240" w:h="15840"/>
-      <w:pgMar w:top="893" w:right="1224" w:bottom="835" w:left="1512" w:header="432" w:footer="432" w:gutter="0"/>
+      <w:pgMar w:top="780" w:right="1224" w:bottom="760" w:left="1512" w:header="432" w:footer="432" w:gutter="0"/>
       <w:cols w:space="720"/>
     </w:sectPr>
   </w:body>
@@ -3632,7 +3654,106 @@
               <w:sz w:val="15"/>
               <w:szCs w:val="15"/>
             </w:rPr>
-            <w:t xml:space="preserve">Lesson 5-6  ·  Session 2  ·  Prerequisite Practice B</w:t>
+            <w:t xml:space="preserve">5-6 · Page </w:t>
+          </w:r>
+          <w:r>
+            <w:rPr>
+              <w:rFonts w:ascii="Avenir Next" w:hAnsi="Avenir Next" w:cs="Avenir Next" w:eastAsia="Avenir Next"/>
+              <w:color w:val="5A5F66"/>
+              <w:sz w:val="15"/>
+              <w:szCs w:val="15"/>
+            </w:rPr>
+            <w:fldChar w:fldCharType="begin"/>
+          </w:r>
+          <w:r>
+            <w:rPr>
+              <w:rFonts w:ascii="Avenir Next" w:hAnsi="Avenir Next" w:cs="Avenir Next" w:eastAsia="Avenir Next"/>
+              <w:color w:val="5A5F66"/>
+              <w:sz w:val="15"/>
+              <w:szCs w:val="15"/>
+            </w:rPr>
+            <w:instrText xml:space="preserve"> PAGE </w:instrText>
+          </w:r>
+          <w:r>
+            <w:rPr>
+              <w:rFonts w:ascii="Avenir Next" w:hAnsi="Avenir Next" w:cs="Avenir Next" w:eastAsia="Avenir Next"/>
+              <w:color w:val="5A5F66"/>
+              <w:sz w:val="15"/>
+              <w:szCs w:val="15"/>
+            </w:rPr>
+            <w:fldChar w:fldCharType="separate"/>
+          </w:r>
+          <w:r>
+            <w:rPr>
+              <w:rFonts w:ascii="Avenir Next" w:hAnsi="Avenir Next" w:cs="Avenir Next" w:eastAsia="Avenir Next"/>
+              <w:color w:val="5A5F66"/>
+              <w:sz w:val="15"/>
+              <w:szCs w:val="15"/>
+            </w:rPr>
+            <w:t xml:space="preserve">1</w:t>
+          </w:r>
+          <w:r>
+            <w:rPr>
+              <w:rFonts w:ascii="Avenir Next" w:hAnsi="Avenir Next" w:cs="Avenir Next" w:eastAsia="Avenir Next"/>
+              <w:color w:val="5A5F66"/>
+              <w:sz w:val="15"/>
+              <w:szCs w:val="15"/>
+            </w:rPr>
+            <w:fldChar w:fldCharType="end"/>
+          </w:r>
+          <w:r>
+            <w:rPr>
+              <w:rFonts w:ascii="Avenir Next" w:hAnsi="Avenir Next" w:cs="Avenir Next" w:eastAsia="Avenir Next"/>
+              <w:color w:val="5A5F66"/>
+              <w:sz w:val="15"/>
+              <w:szCs w:val="15"/>
+            </w:rPr>
+            <w:t xml:space="preserve"> of </w:t>
+          </w:r>
+          <w:r>
+            <w:rPr>
+              <w:rFonts w:ascii="Avenir Next" w:hAnsi="Avenir Next" w:cs="Avenir Next" w:eastAsia="Avenir Next"/>
+              <w:color w:val="5A5F66"/>
+              <w:sz w:val="15"/>
+              <w:szCs w:val="15"/>
+            </w:rPr>
+            <w:fldChar w:fldCharType="begin"/>
+          </w:r>
+          <w:r>
+            <w:rPr>
+              <w:rFonts w:ascii="Avenir Next" w:hAnsi="Avenir Next" w:cs="Avenir Next" w:eastAsia="Avenir Next"/>
+              <w:color w:val="5A5F66"/>
+              <w:sz w:val="15"/>
+              <w:szCs w:val="15"/>
+            </w:rPr>
+            <w:instrText xml:space="preserve"> NUMPAGES </w:instrText>
+          </w:r>
+          <w:r>
+            <w:rPr>
+              <w:rFonts w:ascii="Avenir Next" w:hAnsi="Avenir Next" w:cs="Avenir Next" w:eastAsia="Avenir Next"/>
+              <w:color w:val="5A5F66"/>
+              <w:sz w:val="15"/>
+              <w:szCs w:val="15"/>
+            </w:rPr>
+            <w:fldChar w:fldCharType="separate"/>
+          </w:r>
+          <w:r>
+            <w:rPr>
+              <w:rFonts w:ascii="Avenir Next" w:hAnsi="Avenir Next" w:cs="Avenir Next" w:eastAsia="Avenir Next"/>
+              <w:color w:val="5A5F66"/>
+              <w:sz w:val="15"/>
+              <w:szCs w:val="15"/>
+            </w:rPr>
+            <w:t xml:space="preserve">1</w:t>
+          </w:r>
+          <w:r>
+            <w:rPr>
+              <w:rFonts w:ascii="Avenir Next" w:hAnsi="Avenir Next" w:cs="Avenir Next" w:eastAsia="Avenir Next"/>
+              <w:color w:val="5A5F66"/>
+              <w:sz w:val="15"/>
+              <w:szCs w:val="15"/>
+            </w:rPr>
+            <w:fldChar w:fldCharType="end"/>
           </w:r>
         </w:p>
       </w:tc>
@@ -3675,5 +3796,23 @@
       </w:tblCellMar>
     </w:tblPr>
   </w:style>
+  <w:style w:type="paragraph" w:styleId="Heading1">
+    <w:name w:val="heading 1"/>
+    <w:basedOn w:val="Normal"/>
+    <w:pPr>
+      <w:outlineLvl w:val="0"/>
+      <w:keepNext w:val="0"/>
+      <w:keepLines w:val="0"/>
+    </w:pPr>
+  </w:style>
+  <w:style w:type="paragraph" w:styleId="Heading2">
+    <w:name w:val="heading 2"/>
+    <w:basedOn w:val="Normal"/>
+    <w:pPr>
+      <w:outlineLvl w:val="1"/>
+      <w:keepNext w:val="0"/>
+      <w:keepLines w:val="0"/>
+    </w:pPr>
+  </w:style>
 </w:styles>
 </file>